--- a/documentation/Week 14 — Final Presentation & Viva/CSE4204-8A-T05 VivaGuide.docx
+++ b/documentation/Week 14 — Final Presentation & Viva/CSE4204-8A-T05 VivaGuide.docx
@@ -517,7 +517,7 @@
                 <w:sz w:val="22"/>
                 <w:szCs w:val="22"/>
               </w:rPr>
-              <w:t>Team Member List with IDs</w:t>
+              <w:t>Team Leader</w:t>
             </w:r>
           </w:p>
         </w:tc>
@@ -545,55 +545,7 @@
                 <w:sz w:val="22"/>
                 <w:szCs w:val="22"/>
               </w:rPr>
-              <w:t>1. Mahammad Hasan (ID: 11220320828) - Team Leader / Frontend Developer + UI/UX Designer</w:t>
-            </w:r>
-          </w:p>
-          <w:p>
-            <w:pPr>
-              <w:pStyle w:val="Normal"/>
-              <w:spacing w:lineRule="exact" w:line="264" w:before="0" w:after="20"/>
-              <w:rPr/>
-            </w:pPr>
-            <w:r>
-              <w:rPr>
-                <w:b w:val="false"/>
-                <w:bCs w:val="false"/>
-                <w:sz w:val="22"/>
-                <w:szCs w:val="22"/>
-              </w:rPr>
-              <w:t>2. Shanawaz Sakib (ID: 11220320916) - Core System Integration Engineer</w:t>
-            </w:r>
-          </w:p>
-          <w:p>
-            <w:pPr>
-              <w:pStyle w:val="Normal"/>
-              <w:spacing w:lineRule="exact" w:line="264" w:before="0" w:after="20"/>
-              <w:rPr/>
-            </w:pPr>
-            <w:r>
-              <w:rPr>
-                <w:b w:val="false"/>
-                <w:bCs w:val="false"/>
-                <w:sz w:val="22"/>
-                <w:szCs w:val="22"/>
-              </w:rPr>
-              <w:t>3. Ashikur Rahman Himel (ID: 11220320833) - Database Storage &amp; Quality Controller</w:t>
-            </w:r>
-          </w:p>
-          <w:p>
-            <w:pPr>
-              <w:pStyle w:val="Normal"/>
-              <w:spacing w:lineRule="exact" w:line="264" w:before="0" w:after="20"/>
-              <w:rPr/>
-            </w:pPr>
-            <w:r>
-              <w:rPr>
-                <w:b w:val="false"/>
-                <w:bCs w:val="false"/>
-                <w:sz w:val="22"/>
-                <w:szCs w:val="22"/>
-              </w:rPr>
-              <w:t>4. Rasel Ratul (ID: 11220320827) - Backend Developer</w:t>
+              <w:t>Mahammad Hasan (ID: 11220320828)</w:t>
             </w:r>
           </w:p>
         </w:tc>
@@ -626,7 +578,116 @@
                 <w:sz w:val="22"/>
                 <w:szCs w:val="22"/>
               </w:rPr>
-              <w:t>Live Application Link</w:t>
+              <w:t>Team Member List with IDs</w:t>
+            </w:r>
+          </w:p>
+        </w:tc>
+        <w:tc>
+          <w:tcPr>
+            <w:tcW w:w="6425" w:type="dxa"/>
+            <w:tcBorders>
+              <w:top w:val="single" w:sz="4" w:space="0" w:color="000000"/>
+              <w:left w:val="single" w:sz="4" w:space="0" w:color="000000"/>
+              <w:bottom w:val="single" w:sz="4" w:space="0" w:color="000000"/>
+              <w:right w:val="single" w:sz="4" w:space="0" w:color="000000"/>
+            </w:tcBorders>
+            <w:vAlign w:val="center"/>
+          </w:tcPr>
+          <w:p>
+            <w:pPr>
+              <w:pStyle w:val="Normal"/>
+              <w:spacing w:lineRule="exact" w:line="264" w:before="0" w:after="20"/>
+              <w:rPr/>
+            </w:pPr>
+            <w:r>
+              <w:rPr>
+                <w:b w:val="false"/>
+                <w:bCs w:val="false"/>
+                <w:sz w:val="22"/>
+                <w:szCs w:val="22"/>
+              </w:rPr>
+              <w:t>1. Mahammad Hasan (ID: 11220320828) - Team Leader / Frontend Developer + UI/UX Designer</w:t>
+            </w:r>
+          </w:p>
+          <w:p>
+            <w:pPr>
+              <w:pStyle w:val="Normal"/>
+              <w:spacing w:lineRule="exact" w:line="264" w:before="0" w:after="20"/>
+              <w:rPr/>
+            </w:pPr>
+            <w:r>
+              <w:rPr>
+                <w:b w:val="false"/>
+                <w:bCs w:val="false"/>
+                <w:sz w:val="22"/>
+                <w:szCs w:val="22"/>
+              </w:rPr>
+              <w:t>2. Shanawaz Sakib (ID: 11220320916) - Core System Integration Engineer</w:t>
+            </w:r>
+          </w:p>
+          <w:p>
+            <w:pPr>
+              <w:pStyle w:val="Normal"/>
+              <w:spacing w:lineRule="exact" w:line="264" w:before="0" w:after="20"/>
+              <w:rPr/>
+            </w:pPr>
+            <w:r>
+              <w:rPr>
+                <w:b w:val="false"/>
+                <w:bCs w:val="false"/>
+                <w:sz w:val="22"/>
+                <w:szCs w:val="22"/>
+              </w:rPr>
+              <w:t>3. Ashikur Rahman Himel (ID: 11220320833) - Database Storage &amp; Quality Controller</w:t>
+            </w:r>
+          </w:p>
+          <w:p>
+            <w:pPr>
+              <w:pStyle w:val="Normal"/>
+              <w:spacing w:lineRule="exact" w:line="264" w:before="0" w:after="20"/>
+              <w:rPr/>
+            </w:pPr>
+            <w:r>
+              <w:rPr>
+                <w:b w:val="false"/>
+                <w:bCs w:val="false"/>
+                <w:sz w:val="22"/>
+                <w:szCs w:val="22"/>
+              </w:rPr>
+              <w:t>4. Rasel Ratul (ID: 11220320827) - Backend Developer</w:t>
+            </w:r>
+          </w:p>
+        </w:tc>
+      </w:tr>
+      <w:tr>
+        <w:trPr>
+          <w:cantSplit w:val="true"/>
+        </w:trPr>
+        <w:tc>
+          <w:tcPr>
+            <w:tcW w:w="2600" w:type="dxa"/>
+            <w:tcBorders>
+              <w:top w:val="single" w:sz="4" w:space="0" w:color="000000"/>
+              <w:left w:val="single" w:sz="4" w:space="0" w:color="000000"/>
+              <w:bottom w:val="single" w:sz="4" w:space="0" w:color="000000"/>
+              <w:right w:val="single" w:sz="4" w:space="0" w:color="000000"/>
+            </w:tcBorders>
+            <w:vAlign w:val="center"/>
+          </w:tcPr>
+          <w:p>
+            <w:pPr>
+              <w:pStyle w:val="Normal"/>
+              <w:spacing w:lineRule="exact" w:line="264" w:before="0" w:after="20"/>
+              <w:rPr/>
+            </w:pPr>
+            <w:r>
+              <w:rPr>
+                <w:b/>
+                <w:bCs/>
+                <w:sz w:val="22"/>
+                <w:szCs w:val="22"/>
+              </w:rPr>
+              <w:t>Deployment Link (Live URL)</w:t>
             </w:r>
           </w:p>
         </w:tc>
@@ -1120,7 +1181,7 @@
                 <w:sz w:val="22"/>
                 <w:szCs w:val="22"/>
               </w:rPr>
-              <w:t>2 min</w:t>
+              <w:t>1.5 min</w:t>
             </w:r>
           </w:p>
         </w:tc>
@@ -1621,7 +1682,7 @@
                 <w:sz w:val="22"/>
                 <w:szCs w:val="22"/>
               </w:rPr>
-              <w:t>10–11</w:t>
+              <w:t>10</w:t>
             </w:r>
           </w:p>
         </w:tc>
@@ -1649,7 +1710,7 @@
                 <w:sz w:val="22"/>
                 <w:szCs w:val="22"/>
               </w:rPr>
-              <w:t>Testing and deployment</w:t>
+              <w:t>Testing and continuous integration</w:t>
             </w:r>
           </w:p>
         </w:tc>
@@ -1677,7 +1738,7 @@
                 <w:sz w:val="22"/>
                 <w:szCs w:val="22"/>
               </w:rPr>
-              <w:t>Ashikur Rahman Himel / Rasel Ratul</w:t>
+              <w:t>Ashikur Rahman Himel</w:t>
             </w:r>
           </w:p>
         </w:tc>
@@ -1738,7 +1799,7 @@
                 <w:sz w:val="22"/>
                 <w:szCs w:val="22"/>
               </w:rPr>
-              <w:t>12</w:t>
+              <w:t>11</w:t>
             </w:r>
           </w:p>
         </w:tc>
@@ -1766,7 +1827,7 @@
                 <w:sz w:val="22"/>
                 <w:szCs w:val="22"/>
               </w:rPr>
-              <w:t>Live demonstration</w:t>
+              <w:t>Deployment</w:t>
             </w:r>
           </w:p>
         </w:tc>
@@ -1794,7 +1855,7 @@
                 <w:sz w:val="22"/>
                 <w:szCs w:val="22"/>
               </w:rPr>
-              <w:t>Mahammad Hasan (driving), Shanawaz Sakib (narrating)</w:t>
+              <w:t>Rasel Ratul</w:t>
             </w:r>
           </w:p>
         </w:tc>
@@ -1822,7 +1883,7 @@
                 <w:sz w:val="22"/>
                 <w:szCs w:val="22"/>
               </w:rPr>
-              <w:t>5 min</w:t>
+              <w:t>1 min</w:t>
             </w:r>
           </w:p>
         </w:tc>
@@ -1855,7 +1916,7 @@
                 <w:sz w:val="22"/>
                 <w:szCs w:val="22"/>
               </w:rPr>
-              <w:t>13–15</w:t>
+              <w:t>12–13</w:t>
             </w:r>
           </w:p>
         </w:tc>
@@ -1883,7 +1944,7 @@
                 <w:sz w:val="22"/>
                 <w:szCs w:val="22"/>
               </w:rPr>
-              <w:t>Challenges, future work, conclusion</w:t>
+              <w:t>Live demonstration (backup: slide 13)</w:t>
             </w:r>
           </w:p>
         </w:tc>
@@ -1911,7 +1972,7 @@
                 <w:sz w:val="22"/>
                 <w:szCs w:val="22"/>
               </w:rPr>
-              <w:t>Mahammad Hasan</w:t>
+              <w:t>All four — each member shows the part they built (see 2. Live Demo Script)</w:t>
             </w:r>
           </w:p>
         </w:tc>
@@ -1939,7 +2000,358 @@
                 <w:sz w:val="22"/>
                 <w:szCs w:val="22"/>
               </w:rPr>
-              <w:t>1.5 min</w:t>
+              <w:t>5 min</w:t>
+            </w:r>
+          </w:p>
+        </w:tc>
+      </w:tr>
+      <w:tr>
+        <w:trPr>
+          <w:cantSplit w:val="true"/>
+        </w:trPr>
+        <w:tc>
+          <w:tcPr>
+            <w:tcW w:w="1100" w:type="dxa"/>
+            <w:tcBorders>
+              <w:top w:val="single" w:sz="4" w:space="0" w:color="000000"/>
+              <w:left w:val="single" w:sz="4" w:space="0" w:color="000000"/>
+              <w:bottom w:val="single" w:sz="4" w:space="0" w:color="000000"/>
+              <w:right w:val="single" w:sz="4" w:space="0" w:color="000000"/>
+            </w:tcBorders>
+            <w:vAlign w:val="center"/>
+          </w:tcPr>
+          <w:p>
+            <w:pPr>
+              <w:pStyle w:val="Normal"/>
+              <w:spacing w:lineRule="exact" w:line="264" w:before="0" w:after="20"/>
+              <w:rPr/>
+            </w:pPr>
+            <w:r>
+              <w:rPr>
+                <w:b w:val="false"/>
+                <w:bCs w:val="false"/>
+                <w:sz w:val="22"/>
+                <w:szCs w:val="22"/>
+              </w:rPr>
+              <w:t>14</w:t>
+            </w:r>
+          </w:p>
+        </w:tc>
+        <w:tc>
+          <w:tcPr>
+            <w:tcW w:w="3499" w:type="dxa"/>
+            <w:tcBorders>
+              <w:top w:val="single" w:sz="4" w:space="0" w:color="000000"/>
+              <w:left w:val="single" w:sz="4" w:space="0" w:color="000000"/>
+              <w:bottom w:val="single" w:sz="4" w:space="0" w:color="000000"/>
+              <w:right w:val="single" w:sz="4" w:space="0" w:color="000000"/>
+            </w:tcBorders>
+            <w:vAlign w:val="center"/>
+          </w:tcPr>
+          <w:p>
+            <w:pPr>
+              <w:pStyle w:val="Normal"/>
+              <w:spacing w:lineRule="exact" w:line="264" w:before="0" w:after="20"/>
+              <w:rPr/>
+            </w:pPr>
+            <w:r>
+              <w:rPr>
+                <w:b w:val="false"/>
+                <w:bCs w:val="false"/>
+                <w:sz w:val="22"/>
+                <w:szCs w:val="22"/>
+              </w:rPr>
+              <w:t>Challenges</w:t>
+            </w:r>
+          </w:p>
+        </w:tc>
+        <w:tc>
+          <w:tcPr>
+            <w:tcW w:w="3201" w:type="dxa"/>
+            <w:tcBorders>
+              <w:top w:val="single" w:sz="4" w:space="0" w:color="000000"/>
+              <w:left w:val="single" w:sz="4" w:space="0" w:color="000000"/>
+              <w:bottom w:val="single" w:sz="4" w:space="0" w:color="000000"/>
+              <w:right w:val="single" w:sz="4" w:space="0" w:color="000000"/>
+            </w:tcBorders>
+            <w:vAlign w:val="center"/>
+          </w:tcPr>
+          <w:p>
+            <w:pPr>
+              <w:pStyle w:val="Normal"/>
+              <w:spacing w:lineRule="exact" w:line="264" w:before="0" w:after="20"/>
+              <w:rPr/>
+            </w:pPr>
+            <w:r>
+              <w:rPr>
+                <w:b w:val="false"/>
+                <w:bCs w:val="false"/>
+                <w:sz w:val="22"/>
+                <w:szCs w:val="22"/>
+              </w:rPr>
+              <w:t>Shanawaz Sakib</w:t>
+            </w:r>
+          </w:p>
+        </w:tc>
+        <w:tc>
+          <w:tcPr>
+            <w:tcW w:w="1225" w:type="dxa"/>
+            <w:tcBorders>
+              <w:top w:val="single" w:sz="4" w:space="0" w:color="000000"/>
+              <w:left w:val="single" w:sz="4" w:space="0" w:color="000000"/>
+              <w:bottom w:val="single" w:sz="4" w:space="0" w:color="000000"/>
+              <w:right w:val="single" w:sz="4" w:space="0" w:color="000000"/>
+            </w:tcBorders>
+            <w:vAlign w:val="center"/>
+          </w:tcPr>
+          <w:p>
+            <w:pPr>
+              <w:pStyle w:val="Normal"/>
+              <w:spacing w:lineRule="exact" w:line="264" w:before="0" w:after="20"/>
+              <w:rPr/>
+            </w:pPr>
+            <w:r>
+              <w:rPr>
+                <w:b w:val="false"/>
+                <w:bCs w:val="false"/>
+                <w:sz w:val="22"/>
+                <w:szCs w:val="22"/>
+              </w:rPr>
+              <w:t>1 min</w:t>
+            </w:r>
+          </w:p>
+        </w:tc>
+      </w:tr>
+      <w:tr>
+        <w:trPr>
+          <w:cantSplit w:val="true"/>
+        </w:trPr>
+        <w:tc>
+          <w:tcPr>
+            <w:tcW w:w="1100" w:type="dxa"/>
+            <w:tcBorders>
+              <w:top w:val="single" w:sz="4" w:space="0" w:color="000000"/>
+              <w:left w:val="single" w:sz="4" w:space="0" w:color="000000"/>
+              <w:bottom w:val="single" w:sz="4" w:space="0" w:color="000000"/>
+              <w:right w:val="single" w:sz="4" w:space="0" w:color="000000"/>
+            </w:tcBorders>
+            <w:vAlign w:val="center"/>
+          </w:tcPr>
+          <w:p>
+            <w:pPr>
+              <w:pStyle w:val="Normal"/>
+              <w:spacing w:lineRule="exact" w:line="264" w:before="0" w:after="20"/>
+              <w:rPr/>
+            </w:pPr>
+            <w:r>
+              <w:rPr>
+                <w:b w:val="false"/>
+                <w:bCs w:val="false"/>
+                <w:sz w:val="22"/>
+                <w:szCs w:val="22"/>
+              </w:rPr>
+              <w:t>15</w:t>
+            </w:r>
+          </w:p>
+        </w:tc>
+        <w:tc>
+          <w:tcPr>
+            <w:tcW w:w="3499" w:type="dxa"/>
+            <w:tcBorders>
+              <w:top w:val="single" w:sz="4" w:space="0" w:color="000000"/>
+              <w:left w:val="single" w:sz="4" w:space="0" w:color="000000"/>
+              <w:bottom w:val="single" w:sz="4" w:space="0" w:color="000000"/>
+              <w:right w:val="single" w:sz="4" w:space="0" w:color="000000"/>
+            </w:tcBorders>
+            <w:vAlign w:val="center"/>
+          </w:tcPr>
+          <w:p>
+            <w:pPr>
+              <w:pStyle w:val="Normal"/>
+              <w:spacing w:lineRule="exact" w:line="264" w:before="0" w:after="20"/>
+              <w:rPr/>
+            </w:pPr>
+            <w:r>
+              <w:rPr>
+                <w:b w:val="false"/>
+                <w:bCs w:val="false"/>
+                <w:sz w:val="22"/>
+                <w:szCs w:val="22"/>
+              </w:rPr>
+              <w:t>Future improvements</w:t>
+            </w:r>
+          </w:p>
+        </w:tc>
+        <w:tc>
+          <w:tcPr>
+            <w:tcW w:w="3201" w:type="dxa"/>
+            <w:tcBorders>
+              <w:top w:val="single" w:sz="4" w:space="0" w:color="000000"/>
+              <w:left w:val="single" w:sz="4" w:space="0" w:color="000000"/>
+              <w:bottom w:val="single" w:sz="4" w:space="0" w:color="000000"/>
+              <w:right w:val="single" w:sz="4" w:space="0" w:color="000000"/>
+            </w:tcBorders>
+            <w:vAlign w:val="center"/>
+          </w:tcPr>
+          <w:p>
+            <w:pPr>
+              <w:pStyle w:val="Normal"/>
+              <w:spacing w:lineRule="exact" w:line="264" w:before="0" w:after="20"/>
+              <w:rPr/>
+            </w:pPr>
+            <w:r>
+              <w:rPr>
+                <w:b w:val="false"/>
+                <w:bCs w:val="false"/>
+                <w:sz w:val="22"/>
+                <w:szCs w:val="22"/>
+              </w:rPr>
+              <w:t>Rasel Ratul</w:t>
+            </w:r>
+          </w:p>
+        </w:tc>
+        <w:tc>
+          <w:tcPr>
+            <w:tcW w:w="1225" w:type="dxa"/>
+            <w:tcBorders>
+              <w:top w:val="single" w:sz="4" w:space="0" w:color="000000"/>
+              <w:left w:val="single" w:sz="4" w:space="0" w:color="000000"/>
+              <w:bottom w:val="single" w:sz="4" w:space="0" w:color="000000"/>
+              <w:right w:val="single" w:sz="4" w:space="0" w:color="000000"/>
+            </w:tcBorders>
+            <w:vAlign w:val="center"/>
+          </w:tcPr>
+          <w:p>
+            <w:pPr>
+              <w:pStyle w:val="Normal"/>
+              <w:spacing w:lineRule="exact" w:line="264" w:before="0" w:after="20"/>
+              <w:rPr/>
+            </w:pPr>
+            <w:r>
+              <w:rPr>
+                <w:b w:val="false"/>
+                <w:bCs w:val="false"/>
+                <w:sz w:val="22"/>
+                <w:szCs w:val="22"/>
+              </w:rPr>
+              <w:t>1 min</w:t>
+            </w:r>
+          </w:p>
+        </w:tc>
+      </w:tr>
+      <w:tr>
+        <w:trPr>
+          <w:cantSplit w:val="true"/>
+        </w:trPr>
+        <w:tc>
+          <w:tcPr>
+            <w:tcW w:w="1100" w:type="dxa"/>
+            <w:tcBorders>
+              <w:top w:val="single" w:sz="4" w:space="0" w:color="000000"/>
+              <w:left w:val="single" w:sz="4" w:space="0" w:color="000000"/>
+              <w:bottom w:val="single" w:sz="4" w:space="0" w:color="000000"/>
+              <w:right w:val="single" w:sz="4" w:space="0" w:color="000000"/>
+            </w:tcBorders>
+            <w:vAlign w:val="center"/>
+          </w:tcPr>
+          <w:p>
+            <w:pPr>
+              <w:pStyle w:val="Normal"/>
+              <w:spacing w:lineRule="exact" w:line="264" w:before="0" w:after="20"/>
+              <w:rPr/>
+            </w:pPr>
+            <w:r>
+              <w:rPr>
+                <w:b w:val="false"/>
+                <w:bCs w:val="false"/>
+                <w:sz w:val="22"/>
+                <w:szCs w:val="22"/>
+              </w:rPr>
+              <w:t>16</w:t>
+            </w:r>
+          </w:p>
+        </w:tc>
+        <w:tc>
+          <w:tcPr>
+            <w:tcW w:w="3499" w:type="dxa"/>
+            <w:tcBorders>
+              <w:top w:val="single" w:sz="4" w:space="0" w:color="000000"/>
+              <w:left w:val="single" w:sz="4" w:space="0" w:color="000000"/>
+              <w:bottom w:val="single" w:sz="4" w:space="0" w:color="000000"/>
+              <w:right w:val="single" w:sz="4" w:space="0" w:color="000000"/>
+            </w:tcBorders>
+            <w:vAlign w:val="center"/>
+          </w:tcPr>
+          <w:p>
+            <w:pPr>
+              <w:pStyle w:val="Normal"/>
+              <w:spacing w:lineRule="exact" w:line="264" w:before="0" w:after="20"/>
+              <w:rPr/>
+            </w:pPr>
+            <w:r>
+              <w:rPr>
+                <w:b w:val="false"/>
+                <w:bCs w:val="false"/>
+                <w:sz w:val="22"/>
+                <w:szCs w:val="22"/>
+              </w:rPr>
+              <w:t>Team, thank you, questions</w:t>
+            </w:r>
+          </w:p>
+        </w:tc>
+        <w:tc>
+          <w:tcPr>
+            <w:tcW w:w="3201" w:type="dxa"/>
+            <w:tcBorders>
+              <w:top w:val="single" w:sz="4" w:space="0" w:color="000000"/>
+              <w:left w:val="single" w:sz="4" w:space="0" w:color="000000"/>
+              <w:bottom w:val="single" w:sz="4" w:space="0" w:color="000000"/>
+              <w:right w:val="single" w:sz="4" w:space="0" w:color="000000"/>
+            </w:tcBorders>
+            <w:vAlign w:val="center"/>
+          </w:tcPr>
+          <w:p>
+            <w:pPr>
+              <w:pStyle w:val="Normal"/>
+              <w:spacing w:lineRule="exact" w:line="264" w:before="0" w:after="20"/>
+              <w:rPr/>
+            </w:pPr>
+            <w:r>
+              <w:rPr>
+                <w:b w:val="false"/>
+                <w:bCs w:val="false"/>
+                <w:sz w:val="22"/>
+                <w:szCs w:val="22"/>
+              </w:rPr>
+              <w:t>All four</w:t>
+            </w:r>
+          </w:p>
+        </w:tc>
+        <w:tc>
+          <w:tcPr>
+            <w:tcW w:w="1225" w:type="dxa"/>
+            <w:tcBorders>
+              <w:top w:val="single" w:sz="4" w:space="0" w:color="000000"/>
+              <w:left w:val="single" w:sz="4" w:space="0" w:color="000000"/>
+              <w:bottom w:val="single" w:sz="4" w:space="0" w:color="000000"/>
+              <w:right w:val="single" w:sz="4" w:space="0" w:color="000000"/>
+            </w:tcBorders>
+            <w:vAlign w:val="center"/>
+          </w:tcPr>
+          <w:p>
+            <w:pPr>
+              <w:pStyle w:val="Normal"/>
+              <w:spacing w:lineRule="exact" w:line="264" w:before="0" w:after="20"/>
+              <w:rPr/>
+            </w:pPr>
+            <w:r>
+              <w:rPr>
+                <w:b w:val="false"/>
+                <w:bCs w:val="false"/>
+                <w:sz w:val="22"/>
+                <w:szCs w:val="22"/>
+              </w:rPr>
+              <w:t>—</w:t>
             </w:r>
           </w:p>
         </w:tc>
@@ -2007,7 +2419,7 @@
           <w:sz w:val="22"/>
           <w:szCs w:val="22"/>
         </w:rPr>
-        <w:t>Demo flow (≈ 5 minutes)</w:t>
+        <w:t>Demo flow (≈ 5 minutes) — the member in brackets drives and explains that step</w:t>
       </w:r>
     </w:p>
     <w:tbl>
@@ -2206,7 +2618,7 @@
                 <w:sz w:val="22"/>
                 <w:szCs w:val="22"/>
               </w:rPr>
-              <w:t>Open the live URL on the projector; show it on a phone too</w:t>
+              <w:t>Open the live URL on the projector; show it on a phone too (Mahammad)</w:t>
             </w:r>
           </w:p>
         </w:tc>
@@ -2323,7 +2735,7 @@
                 <w:sz w:val="22"/>
                 <w:szCs w:val="22"/>
               </w:rPr>
-              <w:t>Sign up a new account (or Sign in with Google), then log out and log in</w:t>
+              <w:t>Sign up a new account (or Sign in with Google), then log out and log in (Ratul)</w:t>
             </w:r>
           </w:p>
         </w:tc>
@@ -2440,7 +2852,7 @@
                 <w:sz w:val="22"/>
                 <w:szCs w:val="22"/>
               </w:rPr>
-              <w:t>Upload Resume → fill job title and description → choose the PDF → Analyze Resume</w:t>
+              <w:t>Upload Resume → fill job title and description → choose the PDF → Analyze Resume (Sakib)</w:t>
             </w:r>
           </w:p>
         </w:tc>
@@ -2557,7 +2969,7 @@
                 <w:sz w:val="22"/>
                 <w:szCs w:val="22"/>
               </w:rPr>
-              <w:t>Result page: overall gauge, ATS card, open one category</w:t>
+              <w:t>Result page: overall gauge, ATS card, open one category (Sakib)</w:t>
             </w:r>
           </w:p>
         </w:tc>
@@ -2674,7 +3086,7 @@
                 <w:sz w:val="22"/>
                 <w:szCs w:val="22"/>
               </w:rPr>
-              <w:t>Improve My CV (Europass) — open the prepared one if time is short</w:t>
+              <w:t>Improve My CV (Europass) — open the prepared one if time is short (Sakib)</w:t>
             </w:r>
           </w:p>
         </w:tc>
@@ -2791,7 +3203,7 @@
                 <w:sz w:val="22"/>
                 <w:szCs w:val="22"/>
               </w:rPr>
-              <w:t>Edit one line in the CV, then Score my improved CV</w:t>
+              <w:t>Edit one line in the CV, then Score my improved CV (Mahammad)</w:t>
             </w:r>
           </w:p>
         </w:tc>
@@ -2908,7 +3320,7 @@
                 <w:sz w:val="22"/>
                 <w:szCs w:val="22"/>
               </w:rPr>
-              <w:t>Generate Cover Letter → Download PDF</w:t>
+              <w:t>Generate Cover Letter → Download PDF (Mahammad)</w:t>
             </w:r>
           </w:p>
         </w:tc>
@@ -3025,7 +3437,7 @@
                 <w:sz w:val="22"/>
                 <w:szCs w:val="22"/>
               </w:rPr>
-              <w:t>Dashboard history; GitHub Actions green tick</w:t>
+              <w:t>Dashboard history (Himel), GitHub Actions green tick and Render/Vercel dashboards (Ratul)</w:t>
             </w:r>
           </w:p>
         </w:tc>
